--- a/U1/TI.1.1/TI.1.1. PAO202651_SOAP_DOTNET_SINBDD_NRC36884_GR09/01. UML/01. ERS/ERS_SOAP_DOTNET_SINBDD_NRC36884_GR09.docx
+++ b/U1/TI.1.1/TI.1.1. PAO202651_SOAP_DOTNET_SINBDD_NRC36884_GR09/01. UML/01. ERS/ERS_SOAP_DOTNET_SINBDD_NRC36884_GR09.docx
@@ -359,7 +359,7 @@
           <w:p>
             <w:r>
               <w:rPr/>
-              <w:t>Convertir milímetros, centímetros, metros, kilómetros y yardas.</w:t>
+              <w:t>Convertir milímetros, centímetros, metros, kilómetros, pies, yardas y millas.</w:t>
             </w:r>
           </w:p>
         </w:tc>
@@ -392,7 +392,7 @@
           <w:p>
             <w:r>
               <w:rPr/>
-              <w:t>Convertir miligramos, gramos, kilogramos, toneladas y onzas.</w:t>
+              <w:t>Convertir miligramos, gramos, kilogramos, toneladas, onzas, libras y quintales.</w:t>
             </w:r>
           </w:p>
         </w:tc>
@@ -425,7 +425,7 @@
           <w:p>
             <w:r>
               <w:rPr/>
-              <w:t>Convertir Celsius, Fahrenheit, Kelvin y Rankine.</w:t>
+              <w:t>Convertir Celsius, Fahrenheit, Kelvin, Rankine, Newton y Réaumur.</w:t>
             </w:r>
           </w:p>
         </w:tc>

--- a/U1/TI.1.1/TI.1.1. PAO202651_SOAP_DOTNET_SINBDD_NRC36884_GR09/01. UML/01. ERS/ERS_SOAP_DOTNET_SINBDD_NRC36884_GR09.docx
+++ b/U1/TI.1.1/TI.1.1. PAO202651_SOAP_DOTNET_SINBDD_NRC36884_GR09/01. UML/01. ERS/ERS_SOAP_DOTNET_SINBDD_NRC36884_GR09.docx
@@ -489,7 +489,7 @@
           </w:tcPr>
           <w:p>
             <w:r>
-              <w:t>Informar credenciales incorrectas, datos inválidos y unidades no soportadas usando el formato de la arquitectura.</w:t>
+              <w:t>Rechaza valores no finitos, masa negativa, unidades no soportadas, credenciales incorrectas y contraseñas nuevas vacías mediante fallos SOAP/XML.</w:t>
             </w:r>
           </w:p>
         </w:tc>
@@ -578,7 +578,7 @@
           <w:p>
             <w:r>
               <w:rPr/>
-              <w:t>HTTP/HTTPS con SOAP/XML y WSDL. Las operaciones protegidas reciben el token en un encabezado SOAP llamado token.</w:t>
+              <w:t>SOAP/XML sobre HTTP con WSDL. Las operaciones protegidas reciben el token en un encabezado SOAP llamado token.</w:t>
             </w:r>
           </w:p>
         </w:tc>
@@ -667,7 +667,7 @@
           </w:tcPr>
           <w:p>
             <w:r>
-              <w:t>Una respuesta de error debe identificar la operación y describir el motivo sin exponer secretos.</w:t>
+              <w:t>Los fallos SOAP/XML describen el motivo sin exponer secretos.</w:t>
             </w:r>
           </w:p>
         </w:tc>
